--- a/public/doc/emr/print_ranap_obsgyn_perawat.docx
+++ b/public/doc/emr/print_ranap_obsgyn_perawat.docx
@@ -521,7 +521,23 @@
                 <w:color w:val="FFFFFF" w:themeColor="background1"/>
                 <w:sz w:val="26"/>
               </w:rPr>
-              <w:t xml:space="preserve">PENGKAJIAN RAWAT </w:t>
+              <w:t xml:space="preserve">PENGKAJIAN </w:t>
+            </w:r>
+            <w:r>
+              <w:rPr>
+                <w:b/>
+                <w:color w:val="FFFFFF" w:themeColor="background1"/>
+                <w:sz w:val="26"/>
+              </w:rPr>
+              <w:t xml:space="preserve">AWAL </w:t>
+            </w:r>
+            <w:r>
+              <w:rPr>
+                <w:b/>
+                <w:color w:val="FFFFFF" w:themeColor="background1"/>
+                <w:sz w:val="26"/>
+              </w:rPr>
+              <w:t xml:space="preserve">RAWAT </w:t>
             </w:r>
             <w:r>
               <w:rPr>
@@ -1150,19 +1166,7 @@
               <w:rPr>
                 <w:sz w:val="17"/>
               </w:rPr>
-              <w:t>${RIWAYAT_</w:t>
-            </w:r>
-            <w:r>
-              <w:rPr>
-                <w:sz w:val="17"/>
-              </w:rPr>
-              <w:t>NIKAH</w:t>
-            </w:r>
-            <w:r>
-              <w:rPr>
-                <w:sz w:val="17"/>
-              </w:rPr>
-              <w:t>}</w:t>
+              <w:t>${RIWAYAT_NIKAH}</w:t>
             </w:r>
           </w:p>
         </w:tc>
@@ -1630,13 +1634,7 @@
               <w:rPr>
                 <w:sz w:val="17"/>
               </w:rPr>
-              <w:t>${</w:t>
-            </w:r>
-            <w:r>
-              <w:rPr>
-                <w:sz w:val="17"/>
-              </w:rPr>
-              <w:t>PEMERIKSAAN_FISIK_OBSGYN_INAP</w:t>
+              <w:t>${PEMERIKSAAN_FISIK_OBSGYN_INAP</w:t>
             </w:r>
             <w:r>
               <w:rPr>
@@ -3821,6 +3819,7 @@
   <w:style w:type="character" w:default="1" w:styleId="DefaultParagraphFont">
     <w:name w:val="Default Paragraph Font"/>
     <w:uiPriority w:val="1"/>
+    <w:semiHidden/>
     <w:unhideWhenUsed/>
   </w:style>
   <w:style w:type="table" w:default="1" w:styleId="TableNormal">
